--- a/livrables/lecons/nocode-ia/2026-04-13_lecon-nocode-ia_02_agents-ia-no-code-production.docx
+++ b/livrables/lecons/nocode-ia/2026-04-13_lecon-nocode-ia_02_agents-ia-no-code-production.docx
@@ -2295,6 +2295,17 @@
           <w:t xml:space="preserve">n8n — Agent nodes documentation</w:t>
         </w:r>
       </w:hyperlink>
+      <w:r>
+        <w:rPr>
+          <w:rFonts w:ascii="Times New Roman" w:cs="Times New Roman" w:eastAsia="Times New Roman" w:hAnsi="Times New Roman"/>
+          <w:i/>
+          <w:iCs/>
+          <w:color w:val="6B7280"/>
+          <w:sz w:val="20"/>
+          <w:szCs w:val="20"/>
+        </w:rPr>
+        <w:t xml:space="preserve">   [Corrigé le 25/10/2026 : lien repointé. L'adresse d'origine docs.n8n.io/advanced-ai/agents/ rend HTTP 404 le 25/10/2026 : n8n a réorganisé sa documentation. Le lien pointe désormais la page du nœud « AI Agent » (cluster nodes / root nodes), qui liste bien les nœuds d'agent — AI Agent, Conversational Agent, Tools Agent —, vérifiée le 25/10/2026]</w:t>
+      </w:r>
     </w:p>
     <w:p>
       <w:pPr>
@@ -2329,6 +2340,17 @@
           <w:t xml:space="preserve">Zapier — AI Steps guide</w:t>
         </w:r>
       </w:hyperlink>
+      <w:r>
+        <w:rPr>
+          <w:rFonts w:ascii="Times New Roman" w:cs="Times New Roman" w:eastAsia="Times New Roman" w:hAnsi="Times New Roman"/>
+          <w:i/>
+          <w:iCs/>
+          <w:color w:val="6B7280"/>
+          <w:sz w:val="20"/>
+          <w:szCs w:val="20"/>
+        </w:rPr>
+        <w:t xml:space="preserve">   [Corrigé le 25/10/2026 : lien repointé, et l'adresse d'origine était fautive dès l'écriture. zapier.com/blog/ai-steps/ rend HTTP 404 et ne figure dans AUCUN instantané de la Wayback Machine, qui porte pourtant des dizaines de pages zapier.com/blog/ai-* : cette adresse n'a vraisemblablement jamais été publiée. Le guide qui porte ce contenu est « AI by Zapier: Easily add AI steps to your workflows », HTTP 200 le 25/10/2026]</w:t>
+      </w:r>
     </w:p>
     <w:p>
       <w:pPr>
@@ -2494,6 +2516,50 @@
           <w:szCs w:val="18"/>
         </w:rPr>
         <w:t xml:space="preserve">Leçon générée le 2026-04-13  •  8 sources consultées  •  Projet NO-CODE + IA / Claude_Travail</w:t>
+      </w:r>
+    </w:p>
+    <w:p>
+      <w:pPr>
+        <w:spacing w:after="120" w:before="320"/>
+      </w:pPr>
+      <w:r>
+        <w:rPr>
+          <w:rFonts w:ascii="Times New Roman" w:cs="Times New Roman" w:eastAsia="Times New Roman" w:hAnsi="Times New Roman"/>
+          <w:b/>
+          <w:bCs/>
+          <w:color w:val="1B3A6B"/>
+          <w:sz w:val="28"/>
+          <w:szCs w:val="28"/>
+        </w:rPr>
+        <w:t xml:space="preserve">📝 Journal des corrections — 25 octobre 2026</w:t>
+      </w:r>
+    </w:p>
+    <w:p>
+      <w:pPr>
+        <w:spacing w:after="80"/>
+      </w:pPr>
+      <w:r>
+        <w:rPr>
+          <w:rFonts w:ascii="Times New Roman" w:cs="Times New Roman" w:eastAsia="Times New Roman" w:hAnsi="Times New Roman"/>
+          <w:color w:val="1F2937"/>
+          <w:sz w:val="22"/>
+          <w:szCs w:val="22"/>
+        </w:rPr>
+        <w:t xml:space="preserve">Leçon relue le 25/10/2026 au cours du balayage des 1 351 adresses citées par les 295 documents du dépôt — 8 rendaient HTTP 404 et 2 avaient un domaine qui ne résout plus. Contenu inchangé : seules des adresses de ressource sont touchées.</w:t>
+      </w:r>
+    </w:p>
+    <w:p>
+      <w:pPr>
+        <w:spacing w:after="80"/>
+      </w:pPr>
+      <w:r>
+        <w:rPr>
+          <w:rFonts w:ascii="Times New Roman" w:cs="Times New Roman" w:eastAsia="Times New Roman" w:hAnsi="Times New Roman"/>
+          <w:color w:val="1F2937"/>
+          <w:sz w:val="22"/>
+          <w:szCs w:val="22"/>
+        </w:rPr>
+        <w:t xml:space="preserve">Adresses d'origine conservées ici. « docs.n8n.io/advanced-ai/agents/ » : HTTP 404, documentation n8n réorganisée ; repointée sur docs.n8n.io/integrations/builtin/cluster-nodes/root-nodes/n8n-nodes-langchain.agent/. « zapier.com/blog/ai-steps/ » : HTTP 404 ET aucun instantané Wayback alors que le reste de zapier.com/blog/ai-* y est largement présent — l'adresse n'a vraisemblablement jamais existé ; repointée sur zapier.com/blog/ai-by-zapier-guide/. Les deux pages d'arrivée portent le sujet cité.</w:t>
       </w:r>
     </w:p>
     <w:sectPr>
